--- a/hw/CC1.docx
+++ b/hw/CC1.docx
@@ -1,6 +1,6 @@
 
 <file path=word/document.xml><?xml version="1.0" encoding="utf-8"?>
-<w:document xmlns:wpc="http://schemas.microsoft.com/office/word/2010/wordprocessingCanvas" xmlns:cx="http://schemas.microsoft.com/office/drawing/2014/chartex" xmlns:cx1="http://schemas.microsoft.com/office/drawing/2015/9/8/chartex" xmlns:cx2="http://schemas.microsoft.com/office/drawing/2015/10/21/chartex" xmlns:cx3="http://schemas.microsoft.com/office/drawing/2016/5/9/chartex" xmlns:cx4="http://schemas.microsoft.com/office/drawing/2016/5/10/chartex" xmlns:cx5="http://schemas.microsoft.com/office/drawing/2016/5/11/chartex" xmlns:cx6="http://schemas.microsoft.com/office/drawing/2016/5/12/chartex" xmlns:cx7="http://schemas.microsoft.com/office/drawing/2016/5/13/chartex" xmlns:cx8="http://schemas.microsoft.com/office/drawing/2016/5/14/chartex" xmlns:mc="http://schemas.openxmlformats.org/markup-compatibility/2006" xmlns:aink="http://schemas.microsoft.com/office/drawing/2016/ink" xmlns:am3d="http://schemas.microsoft.com/office/drawing/2017/model3d" xmlns:o="urn:schemas-microsoft-com:office:office" xmlns:r="http://schemas.openxmlformats.org/officeDocument/2006/relationships" xmlns:m="http://schemas.openxmlformats.org/officeDocument/2006/math" xmlns:v="urn:schemas-microsoft-com:vml" xmlns:wp14="http://schemas.microsoft.com/office/word/2010/wordprocessingDrawing" xmlns:wp="http://schemas.openxmlformats.org/drawingml/2006/wordprocessingDrawing" xmlns:w10="urn:schemas-microsoft-com:office:word" xmlns:w="http://schemas.openxmlformats.org/wordprocessingml/2006/main" xmlns:w14="http://schemas.microsoft.com/office/word/2010/wordml" xmlns:w15="http://schemas.microsoft.com/office/word/2012/wordml" xmlns:w16cex="http://schemas.microsoft.com/office/word/2018/wordml/cex" xmlns:w16cid="http://schemas.microsoft.com/office/word/2016/wordml/cid" xmlns:w16="http://schemas.microsoft.com/office/word/2018/wordml" xmlns:w16sdtdh="http://schemas.microsoft.com/office/word/2020/wordml/sdtdatahash" xmlns:w16se="http://schemas.microsoft.com/office/word/2015/wordml/symex" xmlns:wpg="http://schemas.microsoft.com/office/word/2010/wordprocessingGroup" xmlns:wpi="http://schemas.microsoft.com/office/word/2010/wordprocessingInk" xmlns:wne="http://schemas.microsoft.com/office/word/2006/wordml" xmlns:wps="http://schemas.microsoft.com/office/word/2010/wordprocessingShape" mc:Ignorable="w14 w15 w16se w16cid w16 w16cex w16sdtdh wp14">
+<w:document xmlns:wpc="http://schemas.microsoft.com/office/word/2010/wordprocessingCanvas" xmlns:cx="http://schemas.microsoft.com/office/drawing/2014/chartex" xmlns:cx1="http://schemas.microsoft.com/office/drawing/2015/9/8/chartex" xmlns:cx2="http://schemas.microsoft.com/office/drawing/2015/10/21/chartex" xmlns:cx3="http://schemas.microsoft.com/office/drawing/2016/5/9/chartex" xmlns:cx4="http://schemas.microsoft.com/office/drawing/2016/5/10/chartex" xmlns:cx5="http://schemas.microsoft.com/office/drawing/2016/5/11/chartex" xmlns:cx6="http://schemas.microsoft.com/office/drawing/2016/5/12/chartex" xmlns:cx7="http://schemas.microsoft.com/office/drawing/2016/5/13/chartex" xmlns:cx8="http://schemas.microsoft.com/office/drawing/2016/5/14/chartex" xmlns:mc="http://schemas.openxmlformats.org/markup-compatibility/2006" xmlns:aink="http://schemas.microsoft.com/office/drawing/2016/ink" xmlns:am3d="http://schemas.microsoft.com/office/drawing/2017/model3d" xmlns:o="urn:schemas-microsoft-com:office:office" xmlns:oel="http://schemas.microsoft.com/office/2019/extlst" xmlns:r="http://schemas.openxmlformats.org/officeDocument/2006/relationships" xmlns:m="http://schemas.openxmlformats.org/officeDocument/2006/math" xmlns:v="urn:schemas-microsoft-com:vml" xmlns:wp14="http://schemas.microsoft.com/office/word/2010/wordprocessingDrawing" xmlns:wp="http://schemas.openxmlformats.org/drawingml/2006/wordprocessingDrawing" xmlns:w10="urn:schemas-microsoft-com:office:word" xmlns:w="http://schemas.openxmlformats.org/wordprocessingml/2006/main" xmlns:w14="http://schemas.microsoft.com/office/word/2010/wordml" xmlns:w15="http://schemas.microsoft.com/office/word/2012/wordml" xmlns:w16cex="http://schemas.microsoft.com/office/word/2018/wordml/cex" xmlns:w16cid="http://schemas.microsoft.com/office/word/2016/wordml/cid" xmlns:w16="http://schemas.microsoft.com/office/word/2018/wordml" xmlns:w16sdtdh="http://schemas.microsoft.com/office/word/2020/wordml/sdtdatahash" xmlns:w16se="http://schemas.microsoft.com/office/word/2015/wordml/symex" xmlns:wpg="http://schemas.microsoft.com/office/word/2010/wordprocessingGroup" xmlns:wpi="http://schemas.microsoft.com/office/word/2010/wordprocessingInk" xmlns:wne="http://schemas.microsoft.com/office/word/2006/wordml" xmlns:wps="http://schemas.microsoft.com/office/word/2010/wordprocessingShape" mc:Ignorable="w14 w15 w16se w16cid w16 w16cex w16sdtdh wp14">
   <w:body>
     <w:p>
       <w:pPr>
@@ -84,7 +84,7 @@
         <w:t>A1. (</w:t>
       </w:r>
       <w:r>
-        <w:t>21</w:t>
+        <w:t>15</w:t>
       </w:r>
       <w:r>
         <w:t xml:space="preserve"> points</w:t>
@@ -96,7 +96,7 @@
         <w:t>)</w:t>
       </w:r>
       <w:r>
-        <w:t xml:space="preserve"> Answer the following review questions from the text book:</w:t>
+        <w:t xml:space="preserve"> Answer the following review questions from the textbook:</w:t>
       </w:r>
     </w:p>
     <w:p>
@@ -113,26 +113,20 @@
       </w:r>
       <w:r>
         <w:tab/>
-        <w:t xml:space="preserve">3.5, 3.6, 3.7, 3.8, 3.9, </w:t>
-      </w:r>
-      <w:r>
-        <w:rPr>
-          <w:strike/>
-        </w:rPr>
-        <w:t>3.13, 3.14</w:t>
-      </w:r>
-    </w:p>
-    <w:p>
-      <w:pPr>
-        <w:pStyle w:val="NoSpacing"/>
-      </w:pPr>
-    </w:p>
-    <w:p>
-      <w:pPr>
-        <w:pStyle w:val="NoSpacing"/>
-      </w:pPr>
-      <w:r>
-        <w:t>A2. (30 points) Do problem 3.4E from the text book. The question asks for both EER and UML models, but you are required to do only the EER model. Make notes to clarify details that cannot be captured by the EER diagram alone. Submit both your EER diagram and any additional notes you need to clarify your model.</w:t>
+        <w:t>3.5, 3.6, 3.7, 3.8, 3.9</w:t>
+      </w:r>
+    </w:p>
+    <w:p>
+      <w:pPr>
+        <w:pStyle w:val="NoSpacing"/>
+      </w:pPr>
+    </w:p>
+    <w:p>
+      <w:pPr>
+        <w:pStyle w:val="NoSpacing"/>
+      </w:pPr>
+      <w:r>
+        <w:t>A2. (30 points) Do problem 3.4E from the textbook. The question asks for both EER and UML models, but you are required to do only the EER model. Make notes to clarify details that cannot be captured by the EER diagram alone. Submit both your EER diagram and any additional notes you need to clarify your model.</w:t>
       </w:r>
     </w:p>
     <w:p>
@@ -229,7 +223,15 @@
         <w:t xml:space="preserve">B4. (10 points) Consider product 0154, the </w:t>
       </w:r>
       <w:r>
-        <w:t>Chateau Haut Brion, 2008</w:t>
+        <w:t xml:space="preserve">Chateau Haut </w:t>
+      </w:r>
+      <w:proofErr w:type="spellStart"/>
+      <w:r>
+        <w:t>Brion</w:t>
+      </w:r>
+      <w:proofErr w:type="spellEnd"/>
+      <w:r>
+        <w:t>, 2008</w:t>
       </w:r>
       <w:r>
         <w:t xml:space="preserve">. The available quantity is currently 111. </w:t>
@@ -240,39 +242,83 @@
       <w:r>
         <w:t xml:space="preserve">he editing features within </w:t>
       </w:r>
-      <w:r>
-        <w:t>phpMyAdmin</w:t>
-      </w:r>
-      <w:r>
-        <w:t xml:space="preserve"> to change this value to NULL. Immediately after you do this, carefully examine the results shown by </w:t>
-      </w:r>
-      <w:r>
-        <w:t>phpMyAdmin</w:t>
-      </w:r>
-      <w:r>
-        <w:t>. About half a dozen lines from the top there should be a line of SQL displayed, beginning with “</w:t>
-      </w:r>
-      <w:r>
-        <w:rPr>
-          <w:rStyle w:val="code"/>
-        </w:rPr>
-        <w:t>UPDATE `product`</w:t>
-      </w:r>
-      <w:r>
-        <w:t>”. This is the SQL command that was used to set the desired value to NULL. Paste in this line of SQL as your answer to this question. When you have finished, change the value of product 0154’s available quantity back to 111.</w:t>
-      </w:r>
-    </w:p>
-    <w:p>
-      <w:pPr>
-        <w:pStyle w:val="NoSpacing"/>
-      </w:pPr>
-    </w:p>
-    <w:p>
-      <w:pPr>
-        <w:pStyle w:val="NoSpacing"/>
-      </w:pPr>
-      <w:r>
-        <w:t>B5. (10 points) Consider your answer to the previous question. Even though we have not studied any of these SQL expressions yet, try to guess what they mean and explain your guesses in one or two sentences. You are not required to do any additional or outside research for this question. Just guess the meanings using common sense.</w:t>
+      <w:proofErr w:type="spellStart"/>
+      <w:r>
+        <w:t>pgAdmin</w:t>
+      </w:r>
+      <w:proofErr w:type="spellEnd"/>
+      <w:r>
+        <w:t xml:space="preserve"> to change this value to NULL. </w:t>
+      </w:r>
+      <w:r>
+        <w:t xml:space="preserve">Use some online research or an AI assistant to discover the equivalent SQL query that would achieve this change. </w:t>
+      </w:r>
+      <w:r>
+        <w:t>Paste in this line of SQL as your answer to this question. When you have finished, change the value of product 0154’s available quantity back to 111.</w:t>
+      </w:r>
+      <w:r>
+        <w:t xml:space="preserve"> </w:t>
+      </w:r>
+    </w:p>
+    <w:p>
+      <w:pPr>
+        <w:pStyle w:val="NoSpacing"/>
+        <w:numPr>
+          <w:ilvl w:val="0"/>
+          <w:numId w:val="1"/>
+        </w:numPr>
+      </w:pPr>
+      <w:r>
+        <w:t xml:space="preserve">[Optional] Alternative approach for this question: install </w:t>
+      </w:r>
+      <w:proofErr w:type="spellStart"/>
+      <w:r>
+        <w:t>DBeaver</w:t>
+      </w:r>
+      <w:proofErr w:type="spellEnd"/>
+      <w:r>
+        <w:t xml:space="preserve"> </w:t>
+      </w:r>
+      <w:r>
+        <w:t>and connect to the wine database. Make the same edit</w:t>
+      </w:r>
+      <w:r>
+        <w:t xml:space="preserve"> and use </w:t>
+      </w:r>
+      <w:proofErr w:type="spellStart"/>
+      <w:r>
+        <w:t>DBeaver</w:t>
+      </w:r>
+      <w:r>
+        <w:t>’s</w:t>
+      </w:r>
+      <w:proofErr w:type="spellEnd"/>
+      <w:r>
+        <w:t xml:space="preserve"> features to view the equivalent SQL – use </w:t>
+      </w:r>
+      <w:r>
+        <w:t xml:space="preserve">Generate Script in the </w:t>
+      </w:r>
+      <w:proofErr w:type="gramStart"/>
+      <w:r>
+        <w:t>drop down</w:t>
+      </w:r>
+      <w:proofErr w:type="gramEnd"/>
+      <w:r>
+        <w:t xml:space="preserve"> menu from the Save button in Data tab when viewing table.</w:t>
+      </w:r>
+    </w:p>
+    <w:p>
+      <w:pPr>
+        <w:pStyle w:val="NoSpacing"/>
+      </w:pPr>
+    </w:p>
+    <w:p>
+      <w:pPr>
+        <w:pStyle w:val="NoSpacing"/>
+      </w:pPr>
+      <w:r>
+        <w:t>B5. (10 points) Consider your answer to the previous question. Even though we have not studied any of these SQL expressions yet, try to guess what they mean and explain your guesses in one or two sentences. You are not required to do any additional research for this question. Just guess the meanings using common sense.</w:t>
       </w:r>
     </w:p>
     <w:p>
@@ -291,7 +337,13 @@
         <w:rPr>
           <w:rFonts w:cstheme="minorHAnsi"/>
         </w:rPr>
-        <w:t>Total points on assignment: 86</w:t>
+        <w:t>Total points on assignment: 8</w:t>
+      </w:r>
+      <w:r>
+        <w:rPr>
+          <w:rFonts w:cstheme="minorHAnsi"/>
+        </w:rPr>
+        <w:t>0</w:t>
       </w:r>
     </w:p>
     <w:p>
@@ -307,6 +359,127 @@
     </w:sectPr>
   </w:body>
 </w:document>
+</file>
+
+<file path=word/numbering.xml><?xml version="1.0" encoding="utf-8"?>
+<w:numbering xmlns:wpc="http://schemas.microsoft.com/office/word/2010/wordprocessingCanvas" xmlns:cx="http://schemas.microsoft.com/office/drawing/2014/chartex" xmlns:cx1="http://schemas.microsoft.com/office/drawing/2015/9/8/chartex" xmlns:cx2="http://schemas.microsoft.com/office/drawing/2015/10/21/chartex" xmlns:cx3="http://schemas.microsoft.com/office/drawing/2016/5/9/chartex" xmlns:cx4="http://schemas.microsoft.com/office/drawing/2016/5/10/chartex" xmlns:cx5="http://schemas.microsoft.com/office/drawing/2016/5/11/chartex" xmlns:cx6="http://schemas.microsoft.com/office/drawing/2016/5/12/chartex" xmlns:cx7="http://schemas.microsoft.com/office/drawing/2016/5/13/chartex" xmlns:cx8="http://schemas.microsoft.com/office/drawing/2016/5/14/chartex" xmlns:mc="http://schemas.openxmlformats.org/markup-compatibility/2006" xmlns:aink="http://schemas.microsoft.com/office/drawing/2016/ink" xmlns:am3d="http://schemas.microsoft.com/office/drawing/2017/model3d" xmlns:o="urn:schemas-microsoft-com:office:office" xmlns:oel="http://schemas.microsoft.com/office/2019/extlst" xmlns:r="http://schemas.openxmlformats.org/officeDocument/2006/relationships" xmlns:m="http://schemas.openxmlformats.org/officeDocument/2006/math" xmlns:v="urn:schemas-microsoft-com:vml" xmlns:wp14="http://schemas.microsoft.com/office/word/2010/wordprocessingDrawing" xmlns:wp="http://schemas.openxmlformats.org/drawingml/2006/wordprocessingDrawing" xmlns:w10="urn:schemas-microsoft-com:office:word" xmlns:w="http://schemas.openxmlformats.org/wordprocessingml/2006/main" xmlns:w14="http://schemas.microsoft.com/office/word/2010/wordml" xmlns:w15="http://schemas.microsoft.com/office/word/2012/wordml" xmlns:w16cex="http://schemas.microsoft.com/office/word/2018/wordml/cex" xmlns:w16cid="http://schemas.microsoft.com/office/word/2016/wordml/cid" xmlns:w16="http://schemas.microsoft.com/office/word/2018/wordml" xmlns:w16sdtdh="http://schemas.microsoft.com/office/word/2020/wordml/sdtdatahash" xmlns:w16se="http://schemas.microsoft.com/office/word/2015/wordml/symex" xmlns:wpg="http://schemas.microsoft.com/office/word/2010/wordprocessingGroup" xmlns:wpi="http://schemas.microsoft.com/office/word/2010/wordprocessingInk" xmlns:wne="http://schemas.microsoft.com/office/word/2006/wordml" xmlns:wps="http://schemas.microsoft.com/office/word/2010/wordprocessingShape" mc:Ignorable="w14 w15 w16se w16cid w16 w16cex w16sdtdh wp14">
+  <w:abstractNum w:abstractNumId="0" w15:restartNumberingAfterBreak="0">
+    <w:nsid w:val="768930B5"/>
+    <w:multiLevelType w:val="hybridMultilevel"/>
+    <w:tmpl w:val="8F3A2442"/>
+    <w:lvl w:ilvl="0" w:tplc="04090001">
+      <w:start w:val="1"/>
+      <w:numFmt w:val="bullet"/>
+      <w:lvlText w:val=""/>
+      <w:lvlJc w:val="left"/>
+      <w:pPr>
+        <w:ind w:left="720" w:hanging="360"/>
+      </w:pPr>
+      <w:rPr>
+        <w:rFonts w:ascii="Symbol" w:hAnsi="Symbol" w:hint="default"/>
+      </w:rPr>
+    </w:lvl>
+    <w:lvl w:ilvl="1" w:tplc="04090003" w:tentative="1">
+      <w:start w:val="1"/>
+      <w:numFmt w:val="bullet"/>
+      <w:lvlText w:val="o"/>
+      <w:lvlJc w:val="left"/>
+      <w:pPr>
+        <w:ind w:left="1440" w:hanging="360"/>
+      </w:pPr>
+      <w:rPr>
+        <w:rFonts w:ascii="Courier New" w:hAnsi="Courier New" w:cs="Courier New" w:hint="default"/>
+      </w:rPr>
+    </w:lvl>
+    <w:lvl w:ilvl="2" w:tplc="04090005" w:tentative="1">
+      <w:start w:val="1"/>
+      <w:numFmt w:val="bullet"/>
+      <w:lvlText w:val=""/>
+      <w:lvlJc w:val="left"/>
+      <w:pPr>
+        <w:ind w:left="2160" w:hanging="360"/>
+      </w:pPr>
+      <w:rPr>
+        <w:rFonts w:ascii="Wingdings" w:hAnsi="Wingdings" w:hint="default"/>
+      </w:rPr>
+    </w:lvl>
+    <w:lvl w:ilvl="3" w:tplc="04090001" w:tentative="1">
+      <w:start w:val="1"/>
+      <w:numFmt w:val="bullet"/>
+      <w:lvlText w:val=""/>
+      <w:lvlJc w:val="left"/>
+      <w:pPr>
+        <w:ind w:left="2880" w:hanging="360"/>
+      </w:pPr>
+      <w:rPr>
+        <w:rFonts w:ascii="Symbol" w:hAnsi="Symbol" w:hint="default"/>
+      </w:rPr>
+    </w:lvl>
+    <w:lvl w:ilvl="4" w:tplc="04090003" w:tentative="1">
+      <w:start w:val="1"/>
+      <w:numFmt w:val="bullet"/>
+      <w:lvlText w:val="o"/>
+      <w:lvlJc w:val="left"/>
+      <w:pPr>
+        <w:ind w:left="3600" w:hanging="360"/>
+      </w:pPr>
+      <w:rPr>
+        <w:rFonts w:ascii="Courier New" w:hAnsi="Courier New" w:cs="Courier New" w:hint="default"/>
+      </w:rPr>
+    </w:lvl>
+    <w:lvl w:ilvl="5" w:tplc="04090005" w:tentative="1">
+      <w:start w:val="1"/>
+      <w:numFmt w:val="bullet"/>
+      <w:lvlText w:val=""/>
+      <w:lvlJc w:val="left"/>
+      <w:pPr>
+        <w:ind w:left="4320" w:hanging="360"/>
+      </w:pPr>
+      <w:rPr>
+        <w:rFonts w:ascii="Wingdings" w:hAnsi="Wingdings" w:hint="default"/>
+      </w:rPr>
+    </w:lvl>
+    <w:lvl w:ilvl="6" w:tplc="04090001" w:tentative="1">
+      <w:start w:val="1"/>
+      <w:numFmt w:val="bullet"/>
+      <w:lvlText w:val=""/>
+      <w:lvlJc w:val="left"/>
+      <w:pPr>
+        <w:ind w:left="5040" w:hanging="360"/>
+      </w:pPr>
+      <w:rPr>
+        <w:rFonts w:ascii="Symbol" w:hAnsi="Symbol" w:hint="default"/>
+      </w:rPr>
+    </w:lvl>
+    <w:lvl w:ilvl="7" w:tplc="04090003" w:tentative="1">
+      <w:start w:val="1"/>
+      <w:numFmt w:val="bullet"/>
+      <w:lvlText w:val="o"/>
+      <w:lvlJc w:val="left"/>
+      <w:pPr>
+        <w:ind w:left="5760" w:hanging="360"/>
+      </w:pPr>
+      <w:rPr>
+        <w:rFonts w:ascii="Courier New" w:hAnsi="Courier New" w:cs="Courier New" w:hint="default"/>
+      </w:rPr>
+    </w:lvl>
+    <w:lvl w:ilvl="8" w:tplc="04090005" w:tentative="1">
+      <w:start w:val="1"/>
+      <w:numFmt w:val="bullet"/>
+      <w:lvlText w:val=""/>
+      <w:lvlJc w:val="left"/>
+      <w:pPr>
+        <w:ind w:left="6480" w:hanging="360"/>
+      </w:pPr>
+      <w:rPr>
+        <w:rFonts w:ascii="Wingdings" w:hAnsi="Wingdings" w:hint="default"/>
+      </w:rPr>
+    </w:lvl>
+  </w:abstractNum>
+  <w:num w:numId="1" w16cid:durableId="2037735229">
+    <w:abstractNumId w:val="0"/>
+  </w:num>
+</w:numbering>
 </file>
 
 <file path=word/styles.xml><?xml version="1.0" encoding="utf-8"?>

--- a/hw/CC1.docx
+++ b/hw/CC1.docx
@@ -1,6 +1,6 @@
 
 <file path=word/document.xml><?xml version="1.0" encoding="utf-8"?>
-<w:document xmlns:wpc="http://schemas.microsoft.com/office/word/2010/wordprocessingCanvas" xmlns:cx="http://schemas.microsoft.com/office/drawing/2014/chartex" xmlns:cx1="http://schemas.microsoft.com/office/drawing/2015/9/8/chartex" xmlns:cx2="http://schemas.microsoft.com/office/drawing/2015/10/21/chartex" xmlns:cx3="http://schemas.microsoft.com/office/drawing/2016/5/9/chartex" xmlns:cx4="http://schemas.microsoft.com/office/drawing/2016/5/10/chartex" xmlns:cx5="http://schemas.microsoft.com/office/drawing/2016/5/11/chartex" xmlns:cx6="http://schemas.microsoft.com/office/drawing/2016/5/12/chartex" xmlns:cx7="http://schemas.microsoft.com/office/drawing/2016/5/13/chartex" xmlns:cx8="http://schemas.microsoft.com/office/drawing/2016/5/14/chartex" xmlns:mc="http://schemas.openxmlformats.org/markup-compatibility/2006" xmlns:aink="http://schemas.microsoft.com/office/drawing/2016/ink" xmlns:am3d="http://schemas.microsoft.com/office/drawing/2017/model3d" xmlns:o="urn:schemas-microsoft-com:office:office" xmlns:oel="http://schemas.microsoft.com/office/2019/extlst" xmlns:r="http://schemas.openxmlformats.org/officeDocument/2006/relationships" xmlns:m="http://schemas.openxmlformats.org/officeDocument/2006/math" xmlns:v="urn:schemas-microsoft-com:vml" xmlns:wp14="http://schemas.microsoft.com/office/word/2010/wordprocessingDrawing" xmlns:wp="http://schemas.openxmlformats.org/drawingml/2006/wordprocessingDrawing" xmlns:w10="urn:schemas-microsoft-com:office:word" xmlns:w="http://schemas.openxmlformats.org/wordprocessingml/2006/main" xmlns:w14="http://schemas.microsoft.com/office/word/2010/wordml" xmlns:w15="http://schemas.microsoft.com/office/word/2012/wordml" xmlns:w16cex="http://schemas.microsoft.com/office/word/2018/wordml/cex" xmlns:w16cid="http://schemas.microsoft.com/office/word/2016/wordml/cid" xmlns:w16="http://schemas.microsoft.com/office/word/2018/wordml" xmlns:w16sdtdh="http://schemas.microsoft.com/office/word/2020/wordml/sdtdatahash" xmlns:w16se="http://schemas.microsoft.com/office/word/2015/wordml/symex" xmlns:wpg="http://schemas.microsoft.com/office/word/2010/wordprocessingGroup" xmlns:wpi="http://schemas.microsoft.com/office/word/2010/wordprocessingInk" xmlns:wne="http://schemas.microsoft.com/office/word/2006/wordml" xmlns:wps="http://schemas.microsoft.com/office/word/2010/wordprocessingShape" mc:Ignorable="w14 w15 w16se w16cid w16 w16cex w16sdtdh wp14">
+<w:document xmlns:wpc="http://schemas.microsoft.com/office/word/2010/wordprocessingCanvas" xmlns:cx="http://schemas.microsoft.com/office/drawing/2014/chartex" xmlns:cx1="http://schemas.microsoft.com/office/drawing/2015/9/8/chartex" xmlns:cx2="http://schemas.microsoft.com/office/drawing/2015/10/21/chartex" xmlns:cx3="http://schemas.microsoft.com/office/drawing/2016/5/9/chartex" xmlns:cx4="http://schemas.microsoft.com/office/drawing/2016/5/10/chartex" xmlns:cx5="http://schemas.microsoft.com/office/drawing/2016/5/11/chartex" xmlns:cx6="http://schemas.microsoft.com/office/drawing/2016/5/12/chartex" xmlns:cx7="http://schemas.microsoft.com/office/drawing/2016/5/13/chartex" xmlns:cx8="http://schemas.microsoft.com/office/drawing/2016/5/14/chartex" xmlns:mc="http://schemas.openxmlformats.org/markup-compatibility/2006" xmlns:aink="http://schemas.microsoft.com/office/drawing/2016/ink" xmlns:am3d="http://schemas.microsoft.com/office/drawing/2017/model3d" xmlns:o="urn:schemas-microsoft-com:office:office" xmlns:oel="http://schemas.microsoft.com/office/2019/extlst" xmlns:r="http://schemas.openxmlformats.org/officeDocument/2006/relationships" xmlns:m="http://schemas.openxmlformats.org/officeDocument/2006/math" xmlns:v="urn:schemas-microsoft-com:vml" xmlns:wp14="http://schemas.microsoft.com/office/word/2010/wordprocessingDrawing" xmlns:wp="http://schemas.openxmlformats.org/drawingml/2006/wordprocessingDrawing" xmlns:w10="urn:schemas-microsoft-com:office:word" xmlns:w="http://schemas.openxmlformats.org/wordprocessingml/2006/main" xmlns:w14="http://schemas.microsoft.com/office/word/2010/wordml" xmlns:w15="http://schemas.microsoft.com/office/word/2012/wordml" xmlns:w16cex="http://schemas.microsoft.com/office/word/2018/wordml/cex" xmlns:w16cid="http://schemas.microsoft.com/office/word/2016/wordml/cid" xmlns:w16="http://schemas.microsoft.com/office/word/2018/wordml" xmlns:w16du="http://schemas.microsoft.com/office/word/2023/wordml/word16du" xmlns:w16sdtdh="http://schemas.microsoft.com/office/word/2020/wordml/sdtdatahash" xmlns:w16sdtfl="http://schemas.microsoft.com/office/word/2024/wordml/sdtformatlock" xmlns:w16se="http://schemas.microsoft.com/office/word/2015/wordml/symex" xmlns:wpg="http://schemas.microsoft.com/office/word/2010/wordprocessingGroup" xmlns:wpi="http://schemas.microsoft.com/office/word/2010/wordprocessingInk" xmlns:wne="http://schemas.microsoft.com/office/word/2006/wordml" xmlns:wps="http://schemas.microsoft.com/office/word/2010/wordprocessingShape" mc:Ignorable="w14 w15 w16se w16cid w16 w16cex w16sdtdh w16sdtfl w16du wp14">
   <w:body>
     <w:p>
       <w:pPr>
@@ -223,15 +223,7 @@
         <w:t xml:space="preserve">B4. (10 points) Consider product 0154, the </w:t>
       </w:r>
       <w:r>
-        <w:t xml:space="preserve">Chateau Haut </w:t>
-      </w:r>
-      <w:proofErr w:type="spellStart"/>
-      <w:r>
-        <w:t>Brion</w:t>
-      </w:r>
-      <w:proofErr w:type="spellEnd"/>
-      <w:r>
-        <w:t>, 2008</w:t>
+        <w:t>Chateau Haut Brion, 2008</w:t>
       </w:r>
       <w:r>
         <w:t xml:space="preserve">. The available quantity is currently 111. </w:t>
@@ -242,13 +234,11 @@
       <w:r>
         <w:t xml:space="preserve">he editing features within </w:t>
       </w:r>
-      <w:proofErr w:type="spellStart"/>
-      <w:r>
-        <w:t>pgAdmin</w:t>
-      </w:r>
-      <w:proofErr w:type="spellEnd"/>
-      <w:r>
-        <w:t xml:space="preserve"> to change this value to NULL. </w:t>
+      <w:r>
+        <w:t xml:space="preserve">DBeaver </w:t>
+      </w:r>
+      <w:r>
+        <w:t xml:space="preserve">to change this value to NULL. </w:t>
       </w:r>
       <w:r>
         <w:t xml:space="preserve">Use some online research or an AI assistant to discover the equivalent SQL query that would achieve this change. </w:t>
@@ -259,53 +249,29 @@
       <w:r>
         <w:t xml:space="preserve"> </w:t>
       </w:r>
-    </w:p>
-    <w:p>
-      <w:pPr>
-        <w:pStyle w:val="NoSpacing"/>
-        <w:numPr>
-          <w:ilvl w:val="0"/>
-          <w:numId w:val="1"/>
-        </w:numPr>
-      </w:pPr>
-      <w:r>
-        <w:t xml:space="preserve">[Optional] Alternative approach for this question: install </w:t>
-      </w:r>
-      <w:proofErr w:type="spellStart"/>
-      <w:r>
-        <w:t>DBeaver</w:t>
-      </w:r>
-      <w:proofErr w:type="spellEnd"/>
-      <w:r>
-        <w:t xml:space="preserve"> </w:t>
-      </w:r>
-      <w:r>
-        <w:t>and connect to the wine database. Make the same edit</w:t>
-      </w:r>
-      <w:r>
-        <w:t xml:space="preserve"> and use </w:t>
-      </w:r>
-      <w:proofErr w:type="spellStart"/>
-      <w:r>
-        <w:t>DBeaver</w:t>
-      </w:r>
-      <w:r>
-        <w:t>’s</w:t>
-      </w:r>
-      <w:proofErr w:type="spellEnd"/>
-      <w:r>
-        <w:t xml:space="preserve"> features to view the equivalent SQL – use </w:t>
-      </w:r>
-      <w:r>
-        <w:t xml:space="preserve">Generate Script in the </w:t>
-      </w:r>
-      <w:proofErr w:type="gramStart"/>
-      <w:r>
-        <w:t>drop down</w:t>
-      </w:r>
-      <w:proofErr w:type="gramEnd"/>
-      <w:r>
-        <w:t xml:space="preserve"> menu from the Save button in Data tab when viewing table.</w:t>
+      <w:r>
+        <w:t xml:space="preserve">Note: It’s possible to generate the answer to this question within </w:t>
+      </w:r>
+      <w:r>
+        <w:t>DBe</w:t>
+      </w:r>
+      <w:r>
+        <w:t xml:space="preserve">aver also. Investigate the </w:t>
+      </w:r>
+      <w:r>
+        <w:t>G</w:t>
+      </w:r>
+      <w:r>
+        <w:t xml:space="preserve">enerate </w:t>
+      </w:r>
+      <w:r>
+        <w:t>S</w:t>
+      </w:r>
+      <w:r>
+        <w:t>cript</w:t>
+      </w:r>
+      <w:r>
+        <w:t xml:space="preserve"> action to figure out how it works.</w:t>
       </w:r>
     </w:p>
     <w:p>
@@ -362,7 +328,7 @@
 </file>
 
 <file path=word/numbering.xml><?xml version="1.0" encoding="utf-8"?>
-<w:numbering xmlns:wpc="http://schemas.microsoft.com/office/word/2010/wordprocessingCanvas" xmlns:cx="http://schemas.microsoft.com/office/drawing/2014/chartex" xmlns:cx1="http://schemas.microsoft.com/office/drawing/2015/9/8/chartex" xmlns:cx2="http://schemas.microsoft.com/office/drawing/2015/10/21/chartex" xmlns:cx3="http://schemas.microsoft.com/office/drawing/2016/5/9/chartex" xmlns:cx4="http://schemas.microsoft.com/office/drawing/2016/5/10/chartex" xmlns:cx5="http://schemas.microsoft.com/office/drawing/2016/5/11/chartex" xmlns:cx6="http://schemas.microsoft.com/office/drawing/2016/5/12/chartex" xmlns:cx7="http://schemas.microsoft.com/office/drawing/2016/5/13/chartex" xmlns:cx8="http://schemas.microsoft.com/office/drawing/2016/5/14/chartex" xmlns:mc="http://schemas.openxmlformats.org/markup-compatibility/2006" xmlns:aink="http://schemas.microsoft.com/office/drawing/2016/ink" xmlns:am3d="http://schemas.microsoft.com/office/drawing/2017/model3d" xmlns:o="urn:schemas-microsoft-com:office:office" xmlns:oel="http://schemas.microsoft.com/office/2019/extlst" xmlns:r="http://schemas.openxmlformats.org/officeDocument/2006/relationships" xmlns:m="http://schemas.openxmlformats.org/officeDocument/2006/math" xmlns:v="urn:schemas-microsoft-com:vml" xmlns:wp14="http://schemas.microsoft.com/office/word/2010/wordprocessingDrawing" xmlns:wp="http://schemas.openxmlformats.org/drawingml/2006/wordprocessingDrawing" xmlns:w10="urn:schemas-microsoft-com:office:word" xmlns:w="http://schemas.openxmlformats.org/wordprocessingml/2006/main" xmlns:w14="http://schemas.microsoft.com/office/word/2010/wordml" xmlns:w15="http://schemas.microsoft.com/office/word/2012/wordml" xmlns:w16cex="http://schemas.microsoft.com/office/word/2018/wordml/cex" xmlns:w16cid="http://schemas.microsoft.com/office/word/2016/wordml/cid" xmlns:w16="http://schemas.microsoft.com/office/word/2018/wordml" xmlns:w16sdtdh="http://schemas.microsoft.com/office/word/2020/wordml/sdtdatahash" xmlns:w16se="http://schemas.microsoft.com/office/word/2015/wordml/symex" xmlns:wpg="http://schemas.microsoft.com/office/word/2010/wordprocessingGroup" xmlns:wpi="http://schemas.microsoft.com/office/word/2010/wordprocessingInk" xmlns:wne="http://schemas.microsoft.com/office/word/2006/wordml" xmlns:wps="http://schemas.microsoft.com/office/word/2010/wordprocessingShape" mc:Ignorable="w14 w15 w16se w16cid w16 w16cex w16sdtdh wp14">
+<w:numbering xmlns:wpc="http://schemas.microsoft.com/office/word/2010/wordprocessingCanvas" xmlns:cx="http://schemas.microsoft.com/office/drawing/2014/chartex" xmlns:cx1="http://schemas.microsoft.com/office/drawing/2015/9/8/chartex" xmlns:cx2="http://schemas.microsoft.com/office/drawing/2015/10/21/chartex" xmlns:cx3="http://schemas.microsoft.com/office/drawing/2016/5/9/chartex" xmlns:cx4="http://schemas.microsoft.com/office/drawing/2016/5/10/chartex" xmlns:cx5="http://schemas.microsoft.com/office/drawing/2016/5/11/chartex" xmlns:cx6="http://schemas.microsoft.com/office/drawing/2016/5/12/chartex" xmlns:cx7="http://schemas.microsoft.com/office/drawing/2016/5/13/chartex" xmlns:cx8="http://schemas.microsoft.com/office/drawing/2016/5/14/chartex" xmlns:mc="http://schemas.openxmlformats.org/markup-compatibility/2006" xmlns:aink="http://schemas.microsoft.com/office/drawing/2016/ink" xmlns:am3d="http://schemas.microsoft.com/office/drawing/2017/model3d" xmlns:o="urn:schemas-microsoft-com:office:office" xmlns:oel="http://schemas.microsoft.com/office/2019/extlst" xmlns:r="http://schemas.openxmlformats.org/officeDocument/2006/relationships" xmlns:m="http://schemas.openxmlformats.org/officeDocument/2006/math" xmlns:v="urn:schemas-microsoft-com:vml" xmlns:wp14="http://schemas.microsoft.com/office/word/2010/wordprocessingDrawing" xmlns:wp="http://schemas.openxmlformats.org/drawingml/2006/wordprocessingDrawing" xmlns:w10="urn:schemas-microsoft-com:office:word" xmlns:w="http://schemas.openxmlformats.org/wordprocessingml/2006/main" xmlns:w14="http://schemas.microsoft.com/office/word/2010/wordml" xmlns:w15="http://schemas.microsoft.com/office/word/2012/wordml" xmlns:w16cex="http://schemas.microsoft.com/office/word/2018/wordml/cex" xmlns:w16cid="http://schemas.microsoft.com/office/word/2016/wordml/cid" xmlns:w16="http://schemas.microsoft.com/office/word/2018/wordml" xmlns:w16du="http://schemas.microsoft.com/office/word/2023/wordml/word16du" xmlns:w16sdtdh="http://schemas.microsoft.com/office/word/2020/wordml/sdtdatahash" xmlns:w16sdtfl="http://schemas.microsoft.com/office/word/2024/wordml/sdtformatlock" xmlns:w16se="http://schemas.microsoft.com/office/word/2015/wordml/symex" xmlns:wpg="http://schemas.microsoft.com/office/word/2010/wordprocessingGroup" xmlns:wpi="http://schemas.microsoft.com/office/word/2010/wordprocessingInk" xmlns:wne="http://schemas.microsoft.com/office/word/2006/wordml" xmlns:wps="http://schemas.microsoft.com/office/word/2010/wordprocessingShape" mc:Ignorable="w14 w15 w16se w16cid w16 w16cex w16sdtdh w16sdtfl w16du wp14">
   <w:abstractNum w:abstractNumId="0" w15:restartNumberingAfterBreak="0">
     <w:nsid w:val="768930B5"/>
     <w:multiLevelType w:val="hybridMultilevel"/>
@@ -483,7 +449,7 @@
 </file>
 
 <file path=word/styles.xml><?xml version="1.0" encoding="utf-8"?>
-<w:styles xmlns:mc="http://schemas.openxmlformats.org/markup-compatibility/2006" xmlns:r="http://schemas.openxmlformats.org/officeDocument/2006/relationships" xmlns:w="http://schemas.openxmlformats.org/wordprocessingml/2006/main" xmlns:w14="http://schemas.microsoft.com/office/word/2010/wordml" xmlns:w15="http://schemas.microsoft.com/office/word/2012/wordml" xmlns:w16cex="http://schemas.microsoft.com/office/word/2018/wordml/cex" xmlns:w16cid="http://schemas.microsoft.com/office/word/2016/wordml/cid" xmlns:w16="http://schemas.microsoft.com/office/word/2018/wordml" xmlns:w16sdtdh="http://schemas.microsoft.com/office/word/2020/wordml/sdtdatahash" xmlns:w16se="http://schemas.microsoft.com/office/word/2015/wordml/symex" mc:Ignorable="w14 w15 w16se w16cid w16 w16cex w16sdtdh">
+<w:styles xmlns:mc="http://schemas.openxmlformats.org/markup-compatibility/2006" xmlns:r="http://schemas.openxmlformats.org/officeDocument/2006/relationships" xmlns:w="http://schemas.openxmlformats.org/wordprocessingml/2006/main" xmlns:w14="http://schemas.microsoft.com/office/word/2010/wordml" xmlns:w15="http://schemas.microsoft.com/office/word/2012/wordml" xmlns:w16cex="http://schemas.microsoft.com/office/word/2018/wordml/cex" xmlns:w16cid="http://schemas.microsoft.com/office/word/2016/wordml/cid" xmlns:w16="http://schemas.microsoft.com/office/word/2018/wordml" xmlns:w16du="http://schemas.microsoft.com/office/word/2023/wordml/word16du" xmlns:w16sdtdh="http://schemas.microsoft.com/office/word/2020/wordml/sdtdatahash" xmlns:w16sdtfl="http://schemas.microsoft.com/office/word/2024/wordml/sdtformatlock" xmlns:w16se="http://schemas.microsoft.com/office/word/2015/wordml/symex" mc:Ignorable="w14 w15 w16se w16cid w16 w16cex w16sdtdh w16sdtfl w16du">
   <w:docDefaults>
     <w:rPrDefault>
       <w:rPr>
